--- a/a7/build/out/u6/A7 6.01 Triangle Inequality Theorem; Converse of the Pythagorean Theorem - Additional Question Bank.docx
+++ b/a7/build/out/u6/A7 6.01 Triangle Inequality Theorem; Converse of the Pythagorean Theorem - Additional Question Bank.docx
@@ -323,7 +323,7 @@
                 <w:color w:val="1A1A1A"/>
                 <w:sz w:val="22"/>
               </w:rPr>
-              <w:t>6 in, 17 in, 9 in</w:t>
+              <w:t>6 inches, 17 inches, 9 inches</w:t>
             </w:r>
           </w:p>
           <w:p>
@@ -428,7 +428,7 @@
           <w:color w:val="1A1A1A"/>
           <w:sz w:val="22"/>
         </w:rPr>
-        <w:t>For questions 4 and 5, two sides are given. What lengths can the third side be?</w:t>
+        <w:t>For questions 4 and 5, two sides of a triangle are given. Write an inequality for the third side, x.</w:t>
       </w:r>
     </w:p>
     <w:tbl>
@@ -554,7 +554,7 @@
                 <w:color w:val="1A1A1A"/>
                 <w:sz w:val="22"/>
               </w:rPr>
-              <w:t>1 in and 8 in; the third side is a whole number of inches</w:t>
+              <w:t>1 inch and 8 inches; the third side is a whole number of inches — which one?</w:t>
             </w:r>
           </w:p>
           <w:p>
@@ -713,7 +713,7 @@
                 <w:color w:val="1A1A1A"/>
                 <w:sz w:val="22"/>
               </w:rPr>
-              <w:t>39 in, 36 in, 15 in</w:t>
+              <w:t>39 inches, 36 inches, 15 inches</w:t>
             </w:r>
           </w:p>
           <w:p>
